--- a/backend/templates/service_note.docx
+++ b/backend/templates/service_note.docx
@@ -336,6 +336,11 @@
               <w:t xml:space="preserve"> инициатора</w:t>
             </w:r>
           </w:p>
+          <w:p>
+            <w:r>
+              <w:t>Инициатор: {{ initiator_name }}</w:t>
+            </w:r>
+          </w:p>
         </w:tc>
         <w:tc>
           <w:tcPr>
@@ -1107,7 +1112,6 @@
           <w:sz w:val="24"/>
           <w:szCs w:val="24"/>
         </w:rPr>
-        <w:t>(</w:t>
       </w:r>
       <w:proofErr w:type="gramStart"/>
       <w:r>
@@ -1115,14 +1119,12 @@
           <w:sz w:val="24"/>
           <w:szCs w:val="24"/>
         </w:rPr>
-        <w:t>должность)</w:t>
-      </w:r>
-      <w:r>
-        <w:rPr>
-          <w:sz w:val="24"/>
-          <w:szCs w:val="24"/>
-        </w:rPr>
-        <w:t xml:space="preserve">   </w:t>
+      </w:r>
+      <w:r>
+        <w:rPr>
+          <w:sz w:val="24"/>
+          <w:szCs w:val="24"/>
+        </w:rPr>
       </w:r>
       <w:proofErr w:type="gramEnd"/>
       <w:r>
@@ -1130,70 +1132,61 @@
           <w:sz w:val="24"/>
           <w:szCs w:val="24"/>
         </w:rPr>
-        <w:t xml:space="preserve">         __________________________ /ФИО</w:t>
-      </w:r>
-      <w:r>
-        <w:rPr>
-          <w:sz w:val="24"/>
-          <w:szCs w:val="24"/>
-        </w:rPr>
-        <w:tab/>
-      </w:r>
-      <w:r>
-        <w:rPr>
-          <w:sz w:val="24"/>
-          <w:szCs w:val="24"/>
-        </w:rPr>
-        <w:tab/>
-      </w:r>
-      <w:r>
-        <w:rPr>
-          <w:sz w:val="24"/>
-          <w:szCs w:val="24"/>
-        </w:rPr>
-        <w:tab/>
-      </w:r>
-      <w:r>
-        <w:rPr>
-          <w:sz w:val="24"/>
-          <w:szCs w:val="24"/>
-        </w:rPr>
-        <w:tab/>
-      </w:r>
-      <w:r>
-        <w:rPr>
-          <w:sz w:val="24"/>
-          <w:szCs w:val="24"/>
-        </w:rPr>
-        <w:tab/>
-      </w:r>
-      <w:r>
-        <w:rPr>
-          <w:sz w:val="24"/>
-          <w:szCs w:val="24"/>
-        </w:rPr>
-        <w:tab/>
-      </w:r>
-      <w:r>
-        <w:rPr>
-          <w:sz w:val="24"/>
-          <w:szCs w:val="24"/>
-        </w:rPr>
-        <w:tab/>
-      </w:r>
-      <w:r>
-        <w:rPr>
-          <w:sz w:val="24"/>
-          <w:szCs w:val="24"/>
-        </w:rPr>
-        <w:tab/>
-      </w:r>
-      <w:r>
-        <w:rPr>
-          <w:sz w:val="24"/>
-          <w:szCs w:val="24"/>
-        </w:rPr>
-        <w:tab/>
+        <w:t>__________________________ / {{ initiator_name }}</w:t>
+      </w:r>
+      <w:r>
+        <w:rPr>
+          <w:sz w:val="24"/>
+          <w:szCs w:val="24"/>
+        </w:rPr>
+      </w:r>
+      <w:r>
+        <w:rPr>
+          <w:sz w:val="24"/>
+          <w:szCs w:val="24"/>
+        </w:rPr>
+      </w:r>
+      <w:r>
+        <w:rPr>
+          <w:sz w:val="24"/>
+          <w:szCs w:val="24"/>
+        </w:rPr>
+      </w:r>
+      <w:r>
+        <w:rPr>
+          <w:sz w:val="24"/>
+          <w:szCs w:val="24"/>
+        </w:rPr>
+      </w:r>
+      <w:r>
+        <w:rPr>
+          <w:sz w:val="24"/>
+          <w:szCs w:val="24"/>
+        </w:rPr>
+      </w:r>
+      <w:r>
+        <w:rPr>
+          <w:sz w:val="24"/>
+          <w:szCs w:val="24"/>
+        </w:rPr>
+      </w:r>
+      <w:r>
+        <w:rPr>
+          <w:sz w:val="24"/>
+          <w:szCs w:val="24"/>
+        </w:rPr>
+      </w:r>
+      <w:r>
+        <w:rPr>
+          <w:sz w:val="24"/>
+          <w:szCs w:val="24"/>
+        </w:rPr>
+      </w:r>
+      <w:r>
+        <w:rPr>
+          <w:sz w:val="24"/>
+          <w:szCs w:val="24"/>
+        </w:rPr>
       </w:r>
     </w:p>
     <w:p>

--- a/backend/templates/service_note.docx
+++ b/backend/templates/service_note.docx
@@ -103,6 +103,14 @@
           <w:sz w:val="20"/>
         </w:rPr>
         <w:t>{{purchase_method}}</w:t>
+      </w:r>
+    </w:p>
+    <w:p>
+      <w:pPr>
+        <w:spacing w:after="40"/>
+      </w:pPr>
+      <w:r>
+        <w:t xml:space="preserve">Основание закупки: {{purchase_basis}}</w:t>
       </w:r>
     </w:p>
     <w:p>
@@ -229,7 +237,7 @@
         <w:rPr>
           <w:sz w:val="20"/>
         </w:rPr>
-        <w:t>Исполнитель: _______________  /  ФИО  /  {{today}}</w:t>
+        <w:t>Инициатор: {{ initiator_role }}  {{ initiator_name }}</w:t>
       </w:r>
     </w:p>
     <w:sectPr>

--- a/backend/templates/service_note.docx
+++ b/backend/templates/service_note.docx
@@ -103,14 +103,6 @@
           <w:sz w:val="20"/>
         </w:rPr>
         <w:t>{{purchase_method}}</w:t>
-      </w:r>
-    </w:p>
-    <w:p>
-      <w:pPr>
-        <w:spacing w:after="40"/>
-      </w:pPr>
-      <w:r>
-        <w:t xml:space="preserve">Основание закупки: {{purchase_basis}}</w:t>
       </w:r>
     </w:p>
     <w:p>
@@ -237,7 +229,7 @@
         <w:rPr>
           <w:sz w:val="20"/>
         </w:rPr>
-        <w:t>Инициатор: {{ initiator_role }}  {{ initiator_name }}</w:t>
+        <w:t>Исполнитель: _______________  /  ФИО  /  {{today}}</w:t>
       </w:r>
     </w:p>
     <w:sectPr>

--- a/backend/templates/service_note.docx
+++ b/backend/templates/service_note.docx
@@ -4,232 +4,456 @@
   <w:body>
     <w:p>
       <w:pPr>
+        <w:spacing w:after="80" w:before="0"/>
+        <w:jc w:val="left"/>
+      </w:pPr>
+      <w:r>
+        <w:rPr>
+          <w:rFonts w:ascii="Times New Roman" w:hAnsi="Times New Roman"/>
+          <w:b/>
+          <w:color w:val="1F2937"/>
+          <w:sz w:val="22"/>
+        </w:rPr>
+        <w:t>🎨 ЛЕГЕНДА — как читать этот шаблон</w:t>
+      </w:r>
+    </w:p>
+    <w:p>
+      <w:pPr>
+        <w:spacing w:before="0" w:after="40"/>
+        <w:ind w:firstLine="283"/>
+        <w:jc w:val="left"/>
+      </w:pPr>
+      <w:r>
+        <w:rPr>
+          <w:rFonts w:ascii="Times New Roman" w:hAnsi="Times New Roman"/>
+          <w:b/>
+          <w:color w:val="1E40AF"/>
+          <w:sz w:val="20"/>
+        </w:rPr>
+        <w:t>{{синие переменные}}    — автоподстановка из БД</w:t>
+      </w:r>
+    </w:p>
+    <w:p>
+      <w:pPr>
+        <w:spacing w:before="0" w:after="40"/>
+        <w:ind w:firstLine="283"/>
+        <w:jc w:val="left"/>
+      </w:pPr>
+      <w:r>
+        <w:rPr>
+          <w:rFonts w:ascii="Times New Roman" w:hAnsi="Times New Roman"/>
+          <w:color w:val="15803D"/>
+          <w:sz w:val="20"/>
+        </w:rPr>
+        <w:t>зелёный текст           — вариант 1 в условном блоке</w:t>
+      </w:r>
+    </w:p>
+    <w:p>
+      <w:pPr>
+        <w:spacing w:before="0" w:after="40"/>
+        <w:ind w:firstLine="283"/>
+        <w:jc w:val="left"/>
+      </w:pPr>
+      <w:r>
+        <w:rPr>
+          <w:rFonts w:ascii="Times New Roman" w:hAnsi="Times New Roman"/>
+          <w:color w:val="C2410C"/>
+          <w:sz w:val="20"/>
+        </w:rPr>
+        <w:t>оранжевый текст         — вариант 2</w:t>
+      </w:r>
+    </w:p>
+    <w:p>
+      <w:pPr>
+        <w:spacing w:before="0" w:after="40"/>
+        <w:ind w:firstLine="283"/>
+        <w:jc w:val="left"/>
+      </w:pPr>
+      <w:r>
+        <w:rPr>
+          <w:rFonts w:ascii="Times New Roman" w:hAnsi="Times New Roman"/>
+          <w:i/>
+          <w:color w:val="6B7280"/>
+          <w:sz w:val="20"/>
+        </w:rPr>
+        <w:t>серые {% маркеры %}    — технические условия Jinja2 (не трогать)</w:t>
+      </w:r>
+    </w:p>
+    <w:p>
+      <w:pPr>
+        <w:spacing w:before="80" w:after="40"/>
+        <w:ind w:firstLine="283"/>
+        <w:jc w:val="left"/>
+      </w:pPr>
+      <w:r>
+        <w:rPr>
+          <w:rFonts w:ascii="Times New Roman" w:hAnsi="Times New Roman"/>
+          <w:i/>
+          <w:sz w:val="20"/>
+        </w:rPr>
+        <w:t>⚠️ После открытия в Word удалите эту секцию (от «ЛЕГЕНДА» до строки «—————»).</w:t>
+        <w:br/>
+        <w:t>Полный справочник переменных: SubsidiesView → Шаблоны → «Руководство по переменным»</w:t>
+      </w:r>
+    </w:p>
+    <w:p>
+      <w:pPr>
+        <w:spacing w:before="40" w:after="200"/>
+        <w:jc w:val="left"/>
+      </w:pPr>
+      <w:r>
+        <w:rPr>
+          <w:rFonts w:ascii="Times New Roman" w:hAnsi="Times New Roman"/>
+          <w:color w:val="6B7280"/>
+          <w:sz w:val="20"/>
+        </w:rPr>
+        <w:t>————————————————————————————————————————</w:t>
+      </w:r>
+    </w:p>
+    <w:p>
+      <w:pPr>
+        <w:spacing w:before="0" w:after="40" w:line="276" w:lineRule="exact"/>
+        <w:jc w:val="right"/>
+      </w:pPr>
+      <w:r>
+        <w:rPr>
+          <w:rFonts w:ascii="Times New Roman" w:hAnsi="Times New Roman"/>
+          <w:b w:val="0"/>
+          <w:i w:val="0"/>
+          <w:sz w:val="24"/>
+        </w:rPr>
+        <w:t>Президенту ВСКС</w:t>
+      </w:r>
+    </w:p>
+    <w:p>
+      <w:pPr>
+        <w:spacing w:before="0" w:after="120" w:line="276" w:lineRule="exact"/>
+        <w:jc w:val="right"/>
+      </w:pPr>
+      <w:r>
+        <w:rPr>
+          <w:rFonts w:ascii="Times New Roman" w:hAnsi="Times New Roman"/>
+          <w:b/>
+          <w:color w:val="1E40AF"/>
+          <w:sz w:val="24"/>
+        </w:rPr>
+        <w:t>{{customer_signatory_name_genitive}}</w:t>
+      </w:r>
+    </w:p>
+    <w:p>
+      <w:pPr>
+        <w:spacing w:before="0" w:after="40" w:line="276" w:lineRule="exact"/>
+        <w:jc w:val="right"/>
+      </w:pPr>
+      <w:r>
+        <w:rPr>
+          <w:rFonts w:ascii="Times New Roman" w:hAnsi="Times New Roman"/>
+          <w:b w:val="0"/>
+          <w:i w:val="0"/>
+          <w:sz w:val="24"/>
+        </w:rPr>
+        <w:t xml:space="preserve">от </w:t>
+      </w:r>
+      <w:r>
+        <w:rPr>
+          <w:rFonts w:ascii="Times New Roman" w:hAnsi="Times New Roman"/>
+          <w:b/>
+          <w:color w:val="1E40AF"/>
+          <w:sz w:val="24"/>
+        </w:rPr>
+        <w:t>{{initiator_role}}</w:t>
+      </w:r>
+    </w:p>
+    <w:p>
+      <w:pPr>
+        <w:spacing w:before="0" w:after="200" w:line="276" w:lineRule="exact"/>
+        <w:jc w:val="right"/>
+      </w:pPr>
+      <w:r>
+        <w:rPr>
+          <w:rFonts w:ascii="Times New Roman" w:hAnsi="Times New Roman"/>
+          <w:b/>
+          <w:color w:val="1E40AF"/>
+          <w:sz w:val="24"/>
+        </w:rPr>
+        <w:t>{{initiator_name}}</w:t>
+      </w:r>
+    </w:p>
+    <w:p>
+      <w:pPr>
+        <w:spacing w:before="0" w:after="0" w:line="276" w:lineRule="exact"/>
         <w:jc w:val="center"/>
       </w:pPr>
       <w:r>
         <w:rPr>
+          <w:rFonts w:ascii="Times New Roman" w:hAnsi="Times New Roman"/>
           <w:b/>
+          <w:i w:val="0"/>
           <w:sz w:val="28"/>
         </w:rPr>
         <w:t>СЛУЖЕБНАЯ ЗАПИСКА</w:t>
       </w:r>
     </w:p>
-    <w:p/>
     <w:p>
       <w:pPr>
-        <w:spacing w:after="40"/>
+        <w:spacing w:before="0" w:after="200" w:line="276" w:lineRule="exact"/>
+        <w:jc w:val="left"/>
       </w:pPr>
       <w:r>
         <w:rPr>
-          <w:b/>
-          <w:sz w:val="20"/>
+          <w:rFonts w:ascii="Times New Roman" w:hAnsi="Times New Roman"/>
+          <w:b w:val="0"/>
+          <w:i w:val="0"/>
+          <w:sz w:val="24"/>
         </w:rPr>
-        <w:t xml:space="preserve">Дата: </w:t>
+        <w:t>г. Москва                          «</w:t>
       </w:r>
       <w:r>
         <w:rPr>
-          <w:sz w:val="20"/>
+          <w:rFonts w:ascii="Times New Roman" w:hAnsi="Times New Roman"/>
+          <w:b/>
+          <w:color w:val="1E40AF"/>
+          <w:sz w:val="24"/>
         </w:rPr>
         <w:t>{{today}}</w:t>
+      </w:r>
+      <w:r>
+        <w:rPr>
+          <w:rFonts w:ascii="Times New Roman" w:hAnsi="Times New Roman"/>
+          <w:b w:val="0"/>
+          <w:i w:val="0"/>
+          <w:sz w:val="24"/>
+        </w:rPr>
+        <w:t>»</w:t>
       </w:r>
     </w:p>
     <w:p>
       <w:pPr>
-        <w:spacing w:after="40"/>
+        <w:spacing w:before="0" w:after="120" w:line="276" w:lineRule="exact"/>
+        <w:jc w:val="both"/>
       </w:pPr>
       <w:r>
         <w:rPr>
+          <w:rFonts w:ascii="Times New Roman" w:hAnsi="Times New Roman"/>
+          <w:b w:val="0"/>
+          <w:i w:val="0"/>
+          <w:sz w:val="24"/>
+        </w:rPr>
+        <w:t xml:space="preserve">Прошу Вас рассмотреть возможность </w:t>
+      </w:r>
+      <w:r>
+        <w:rPr>
+          <w:rFonts w:ascii="Times New Roman" w:hAnsi="Times New Roman"/>
           <w:b/>
-          <w:sz w:val="20"/>
+          <w:color w:val="1E40AF"/>
+          <w:sz w:val="24"/>
+        </w:rPr>
+        <w:t>{{service_subject}}</w:t>
+      </w:r>
+      <w:r>
+        <w:rPr>
+          <w:rFonts w:ascii="Times New Roman" w:hAnsi="Times New Roman"/>
+          <w:b w:val="0"/>
+          <w:i w:val="0"/>
+          <w:sz w:val="24"/>
+        </w:rPr>
+        <w:t>. Обоснование: [текст пользователя].</w:t>
+      </w:r>
+    </w:p>
+    <w:p>
+      <w:pPr>
+        <w:spacing w:before="0" w:after="80" w:line="276" w:lineRule="exact"/>
+        <w:jc w:val="both"/>
+      </w:pPr>
+      <w:r>
+        <w:rPr>
+          <w:rFonts w:ascii="Times New Roman" w:hAnsi="Times New Roman"/>
+          <w:b w:val="0"/>
+          <w:i w:val="0"/>
+          <w:sz w:val="24"/>
+        </w:rPr>
+        <w:t xml:space="preserve">Объект закупки: </w:t>
+      </w:r>
+      <w:r>
+        <w:rPr>
+          <w:rFonts w:ascii="Times New Roman" w:hAnsi="Times New Roman"/>
+          <w:b/>
+          <w:color w:val="1E40AF"/>
+          <w:sz w:val="24"/>
+        </w:rPr>
+        <w:t>{{subject}}</w:t>
+      </w:r>
+    </w:p>
+    <w:p>
+      <w:pPr>
+        <w:spacing w:before="0" w:after="80" w:line="276" w:lineRule="exact"/>
+        <w:jc w:val="both"/>
+      </w:pPr>
+      <w:r>
+        <w:rPr>
+          <w:rFonts w:ascii="Times New Roman" w:hAnsi="Times New Roman"/>
+          <w:b w:val="0"/>
+          <w:i w:val="0"/>
+          <w:sz w:val="24"/>
+        </w:rPr>
+        <w:t xml:space="preserve">Сумма: </w:t>
+      </w:r>
+      <w:r>
+        <w:rPr>
+          <w:rFonts w:ascii="Times New Roman" w:hAnsi="Times New Roman"/>
+          <w:b/>
+          <w:color w:val="1E40AF"/>
+          <w:sz w:val="24"/>
+        </w:rPr>
+        <w:t>{{contract_price_words}}</w:t>
+      </w:r>
+      <w:r>
+        <w:rPr>
+          <w:rFonts w:ascii="Times New Roman" w:hAnsi="Times New Roman"/>
+          <w:b w:val="0"/>
+          <w:i w:val="0"/>
+          <w:sz w:val="24"/>
+        </w:rPr>
+        <w:t xml:space="preserve"> (</w:t>
+      </w:r>
+      <w:r>
+        <w:rPr>
+          <w:rFonts w:ascii="Times New Roman" w:hAnsi="Times New Roman"/>
+          <w:b/>
+          <w:color w:val="1E40AF"/>
+          <w:sz w:val="24"/>
+        </w:rPr>
+        <w:t>{{contract_price_num}}</w:t>
+      </w:r>
+      <w:r>
+        <w:rPr>
+          <w:rFonts w:ascii="Times New Roman" w:hAnsi="Times New Roman"/>
+          <w:b w:val="0"/>
+          <w:i w:val="0"/>
+          <w:sz w:val="24"/>
+        </w:rPr>
+        <w:t xml:space="preserve"> руб.)</w:t>
+      </w:r>
+    </w:p>
+    <w:p>
+      <w:pPr>
+        <w:spacing w:before="0" w:after="80" w:line="276" w:lineRule="exact"/>
+        <w:jc w:val="both"/>
+      </w:pPr>
+      <w:r>
+        <w:rPr>
+          <w:rFonts w:ascii="Times New Roman" w:hAnsi="Times New Roman"/>
+          <w:b w:val="0"/>
+          <w:i w:val="0"/>
+          <w:sz w:val="24"/>
+        </w:rPr>
+        <w:t xml:space="preserve">Категория ФЭО: </w:t>
+      </w:r>
+      <w:r>
+        <w:rPr>
+          <w:rFonts w:ascii="Times New Roman" w:hAnsi="Times New Roman"/>
+          <w:b/>
+          <w:color w:val="1E40AF"/>
+          <w:sz w:val="24"/>
+        </w:rPr>
+        <w:t>{{feo_path}}</w:t>
+      </w:r>
+    </w:p>
+    <w:p>
+      <w:pPr>
+        <w:spacing w:before="0" w:after="120" w:line="276" w:lineRule="exact"/>
+        <w:jc w:val="both"/>
+      </w:pPr>
+      <w:r>
+        <w:rPr>
+          <w:rFonts w:ascii="Times New Roman" w:hAnsi="Times New Roman"/>
+          <w:b w:val="0"/>
+          <w:i w:val="0"/>
+          <w:sz w:val="24"/>
         </w:rPr>
         <w:t xml:space="preserve">Субсидия: </w:t>
       </w:r>
       <w:r>
         <w:rPr>
-          <w:sz w:val="20"/>
+          <w:rFonts w:ascii="Times New Roman" w:hAnsi="Times New Roman"/>
+          <w:b/>
+          <w:color w:val="1E40AF"/>
+          <w:sz w:val="24"/>
         </w:rPr>
-        <w:t>{{subsidy_name}} ({{subsidy_year}})</w:t>
+        <w:t>{{subsidy_name}}</w:t>
+      </w:r>
+    </w:p>
+    <w:p/>
+    <w:p>
+      <w:pPr>
+        <w:spacing w:before="0" w:after="80" w:line="276" w:lineRule="exact"/>
+        <w:jc w:val="left"/>
+      </w:pPr>
+      <w:r>
+        <w:rPr>
+          <w:rFonts w:ascii="Times New Roman" w:hAnsi="Times New Roman"/>
+          <w:b/>
+          <w:color w:val="1E40AF"/>
+          <w:sz w:val="24"/>
+        </w:rPr>
+        <w:t>{{initiator_role}}</w:t>
       </w:r>
     </w:p>
     <w:p>
       <w:pPr>
-        <w:spacing w:after="40"/>
+        <w:spacing w:before="0" w:after="40" w:line="276" w:lineRule="exact"/>
+        <w:jc w:val="left"/>
       </w:pPr>
       <w:r>
         <w:rPr>
-          <w:b/>
-          <w:sz w:val="20"/>
+          <w:rFonts w:ascii="Times New Roman" w:hAnsi="Times New Roman"/>
+          <w:b w:val="0"/>
+          <w:i w:val="0"/>
+          <w:sz w:val="24"/>
         </w:rPr>
-        <w:t xml:space="preserve">Реестровый номер: </w:t>
+        <w:t xml:space="preserve">___________________ / </w:t>
       </w:r>
       <w:r>
         <w:rPr>
-          <w:sz w:val="20"/>
+          <w:rFonts w:ascii="Times New Roman" w:hAnsi="Times New Roman"/>
+          <w:b/>
+          <w:color w:val="1E40AF"/>
+          <w:sz w:val="24"/>
         </w:rPr>
-        <w:t>{{registry_number}}</w:t>
+        <w:t>{{initiator_name}}</w:t>
       </w:r>
     </w:p>
     <w:p>
       <w:pPr>
-        <w:spacing w:after="40"/>
+        <w:spacing w:before="0" w:after="0" w:line="276" w:lineRule="exact"/>
+        <w:jc w:val="left"/>
       </w:pPr>
       <w:r>
         <w:rPr>
-          <w:b/>
-          <w:sz w:val="20"/>
+          <w:rFonts w:ascii="Times New Roman" w:hAnsi="Times New Roman"/>
+          <w:b w:val="0"/>
+          <w:i w:val="0"/>
+          <w:sz w:val="24"/>
         </w:rPr>
-        <w:t xml:space="preserve">Контрагент: </w:t>
+        <w:t>«</w:t>
       </w:r>
       <w:r>
         <w:rPr>
-          <w:sz w:val="20"/>
+          <w:rFonts w:ascii="Times New Roman" w:hAnsi="Times New Roman"/>
+          <w:b/>
+          <w:color w:val="1E40AF"/>
+          <w:sz w:val="24"/>
         </w:rPr>
-        <w:t>{{contractor_name}}, ИНН {{contractor_inn}}</w:t>
-      </w:r>
-    </w:p>
-    <w:p>
-      <w:pPr>
-        <w:spacing w:after="40"/>
-      </w:pPr>
-      <w:r>
-        <w:rPr>
-          <w:b/>
-          <w:sz w:val="20"/>
-        </w:rPr>
-        <w:t xml:space="preserve">Способ закупки: </w:t>
+        <w:t>{{today}}</w:t>
       </w:r>
       <w:r>
         <w:rPr>
-          <w:sz w:val="20"/>
+          <w:rFonts w:ascii="Times New Roman" w:hAnsi="Times New Roman"/>
+          <w:b w:val="0"/>
+          <w:i w:val="0"/>
+          <w:sz w:val="24"/>
         </w:rPr>
-        <w:t>{{purchase_method}}</w:t>
-      </w:r>
-    </w:p>
-    <w:p>
-      <w:pPr>
-        <w:spacing w:after="40"/>
-      </w:pPr>
-      <w:r>
-        <w:rPr>
-          <w:b/>
-          <w:sz w:val="20"/>
-        </w:rPr>
-        <w:t xml:space="preserve">НМЦК: </w:t>
-      </w:r>
-      <w:r>
-        <w:rPr>
-          <w:sz w:val="20"/>
-        </w:rPr>
-        <w:t>{{total_nmck}}</w:t>
-      </w:r>
-    </w:p>
-    <w:p>
-      <w:pPr>
-        <w:spacing w:after="40"/>
-      </w:pPr>
-      <w:r>
-        <w:rPr>
-          <w:b/>
-          <w:sz w:val="20"/>
-        </w:rPr>
-        <w:t xml:space="preserve">Цена договора: </w:t>
-      </w:r>
-      <w:r>
-        <w:rPr>
-          <w:sz w:val="20"/>
-        </w:rPr>
-        <w:t>{{contract_price}}</w:t>
-      </w:r>
-    </w:p>
-    <w:p>
-      <w:pPr>
-        <w:spacing w:after="40"/>
-      </w:pPr>
-      <w:r>
-        <w:rPr>
-          <w:b/>
-          <w:sz w:val="20"/>
-        </w:rPr>
-        <w:t xml:space="preserve">Экономия: </w:t>
-      </w:r>
-      <w:r>
-        <w:rPr>
-          <w:sz w:val="20"/>
-        </w:rPr>
-        <w:t>{{economy}}</w:t>
-      </w:r>
-    </w:p>
-    <w:p>
-      <w:pPr>
-        <w:spacing w:after="40"/>
-      </w:pPr>
-      <w:r>
-        <w:rPr>
-          <w:b/>
-          <w:sz w:val="20"/>
-        </w:rPr>
-        <w:t xml:space="preserve">Страна происхождения: </w:t>
-      </w:r>
-      <w:r>
-        <w:rPr>
-          <w:sz w:val="20"/>
-        </w:rPr>
-        <w:t>{{country_origin}}</w:t>
-      </w:r>
-    </w:p>
-    <w:p>
-      <w:pPr>
-        <w:spacing w:after="40"/>
-      </w:pPr>
-      <w:r>
-        <w:rPr>
-          <w:b/>
-          <w:sz w:val="20"/>
-        </w:rPr>
-        <w:t xml:space="preserve">Срок исполнения: </w:t>
-      </w:r>
-      <w:r>
-        <w:rPr>
-          <w:sz w:val="20"/>
-        </w:rPr>
-        <w:t>{{execution_term}}</w:t>
-      </w:r>
-    </w:p>
-    <w:p>
-      <w:pPr>
-        <w:spacing w:after="40"/>
-      </w:pPr>
-      <w:r>
-        <w:rPr>
-          <w:b/>
-          <w:sz w:val="20"/>
-        </w:rPr>
-        <w:t xml:space="preserve">Договор: </w:t>
-      </w:r>
-      <w:r>
-        <w:rPr>
-          <w:sz w:val="20"/>
-        </w:rPr>
-        <w:t>№{{contract_number}} от {{contract_date}}</w:t>
-      </w:r>
-    </w:p>
-    <w:p/>
-    <w:p>
-      <w:r>
-        <w:rPr>
-          <w:sz w:val="20"/>
-        </w:rPr>
-        <w:t>Прошу согласовать закупку №{{purchase_number}} (реестр {{registry_number}}) у контрагента {{contractor_name}} на сумму {{total_nmck}} в рамках субсидии «{{subsidy_name}}».</w:t>
-      </w:r>
-    </w:p>
-    <w:p/>
-    <w:p/>
-    <w:p>
-      <w:r>
-        <w:rPr>
-          <w:sz w:val="20"/>
-        </w:rPr>
-        <w:t>Исполнитель: _______________  /  ФИО  /  {{today}}</w:t>
+        <w:t>»</w:t>
       </w:r>
     </w:p>
     <w:sectPr>
@@ -605,6 +829,10 @@
     <w:name w:val="Normal"/>
     <w:qFormat/>
     <w:rsid w:val="00FC693F"/>
+    <w:rPr>
+      <w:rFonts w:ascii="Times New Roman" w:hAnsi="Times New Roman"/>
+      <w:sz w:val="24"/>
+    </w:rPr>
   </w:style>
   <w:style w:type="paragraph" w:styleId="Header">
     <w:name w:val="header"/>

--- a/backend/templates/service_note.docx
+++ b/backend/templates/service_note.docx
@@ -30,7 +30,7 @@
           <w:color w:val="1E40AF"/>
           <w:sz w:val="20"/>
         </w:rPr>
-        <w:t>{{синие переменные}}    — автоподстановка из БД</w:t>
+        <w:t>«синие переменные»    — автоподстановка из БД</w:t>
       </w:r>
     </w:p>
     <w:p>
@@ -45,7 +45,7 @@
           <w:color w:val="15803D"/>
           <w:sz w:val="20"/>
         </w:rPr>
-        <w:t>зелёный текст           — вариант 1 в условном блоке</w:t>
+        <w:t>зелёный текст         — вариант 1 в условном блоке</w:t>
       </w:r>
     </w:p>
     <w:p>
@@ -60,7 +60,7 @@
           <w:color w:val="C2410C"/>
           <w:sz w:val="20"/>
         </w:rPr>
-        <w:t>оранжевый текст         — вариант 2</w:t>
+        <w:t>оранжевый текст       — вариант 2</w:t>
       </w:r>
     </w:p>
     <w:p>
@@ -76,7 +76,7 @@
           <w:color w:val="6B7280"/>
           <w:sz w:val="20"/>
         </w:rPr>
-        <w:t>серые {% маркеры %}    — технические условия Jinja2 (не трогать)</w:t>
+        <w:t>серые «маркеры»       — технические условия Jinja2 (не трогать)</w:t>
       </w:r>
     </w:p>
     <w:p>
